--- a/docs/collaboration/2026-09-16-文章计划与目标.docx
+++ b/docs/collaboration/2026-09-16-文章计划与目标.docx
@@ -1795,7 +1795,7 @@
           <w:sz w:val="20"/>
           <w:szCs w:val="20"/>
         </w:rPr>
-        <w:t xml:space="preserve">9 个在 24 篇文章里一次都没被写过</w:t>
+        <w:t xml:space="preserve">4 个在 34 篇文章里一次都没被写过</w:t>
       </w:r>
       <w:r>
         <w:rPr>
@@ -1819,9 +1819,9 @@
         </w:tblBorders>
       </w:tblPr>
       <w:tblGrid>
-        <w:gridCol w:w="3190"/>
-        <w:gridCol w:w="1012"/>
-        <w:gridCol w:w="4824"/>
+        <w:gridCol w:w="3151"/>
+        <w:gridCol w:w="1107"/>
+        <w:gridCol w:w="4768"/>
       </w:tblGrid>
       <w:tr>
         <w:trPr>
@@ -1829,7 +1829,7 @@
         </w:trPr>
         <w:tc>
           <w:tcPr>
-            <w:tcW w:type="dxa" w:w="3190"/>
+            <w:tcW w:type="dxa" w:w="3151"/>
             <w:shd w:fill="EFEFEF" w:val="clear"/>
           </w:tcPr>
           <w:p>
@@ -1850,7 +1850,7 @@
         </w:tc>
         <w:tc>
           <w:tcPr>
-            <w:tcW w:type="dxa" w:w="1012"/>
+            <w:tcW w:type="dxa" w:w="1107"/>
             <w:shd w:fill="EFEFEF" w:val="clear"/>
           </w:tcPr>
           <w:p>
@@ -1871,7 +1871,7 @@
         </w:tc>
         <w:tc>
           <w:tcPr>
-            <w:tcW w:type="dxa" w:w="4824"/>
+            <w:tcW w:type="dxa" w:w="4768"/>
             <w:shd w:fill="EFEFEF" w:val="clear"/>
           </w:tcPr>
           <w:p>
@@ -1897,7 +1897,7 @@
         </w:trPr>
         <w:tc>
           <w:tcPr>
-            <w:tcW w:type="dxa" w:w="3190"/>
+            <w:tcW w:type="dxa" w:w="3151"/>
           </w:tcPr>
           <w:p>
             <w:pPr>
@@ -1911,47 +1911,47 @@
                 <w:sz w:val="16"/>
                 <w:szCs w:val="16"/>
               </w:rPr>
-              <w:t xml:space="preserve">us26d vs 626 finish difference</w:t>
-            </w:r>
-          </w:p>
-        </w:tc>
-        <w:tc>
-          <w:tcPr>
-            <w:tcW w:type="dxa" w:w="1012"/>
-          </w:tcPr>
-          <w:p>
-            <w:pPr>
-              <w:spacing w:after="60" w:before="60"/>
-            </w:pPr>
-            <w:r>
-              <w:rPr>
-                <w:rFonts w:ascii="Microsoft YaHei" w:cs="Microsoft YaHei" w:eastAsia="Microsoft YaHei" w:hAnsi="Microsoft YaHei"/>
-                <w:b w:val="false"/>
-                <w:bCs w:val="false"/>
-                <w:sz w:val="18"/>
-                <w:szCs w:val="18"/>
-              </w:rPr>
-              <w:t xml:space="preserve">informational</w:t>
-            </w:r>
-          </w:p>
-        </w:tc>
-        <w:tc>
-          <w:tcPr>
-            <w:tcW w:type="dxa" w:w="4824"/>
-          </w:tcPr>
-          <w:p>
-            <w:pPr>
-              <w:spacing w:after="60" w:before="60"/>
-            </w:pPr>
-            <w:r>
-              <w:rPr>
-                <w:rFonts w:ascii="Microsoft YaHei" w:cs="Microsoft YaHei" w:eastAsia="Microsoft YaHei" w:hAnsi="Microsoft YaHei"/>
-                <w:b w:val="false"/>
-                <w:bCs w:val="false"/>
-                <w:sz w:val="18"/>
-                <w:szCs w:val="18"/>
-              </w:rPr>
-              <w:t xml:space="preserve">article (to write)</w:t>
+              <w:t xml:space="preserve">fire rated panic bar 2.5 hours</w:t>
+            </w:r>
+          </w:p>
+        </w:tc>
+        <w:tc>
+          <w:tcPr>
+            <w:tcW w:type="dxa" w:w="1107"/>
+          </w:tcPr>
+          <w:p>
+            <w:pPr>
+              <w:spacing w:after="60" w:before="60"/>
+            </w:pPr>
+            <w:r>
+              <w:rPr>
+                <w:rFonts w:ascii="Microsoft YaHei" w:cs="Microsoft YaHei" w:eastAsia="Microsoft YaHei" w:hAnsi="Microsoft YaHei"/>
+                <w:b w:val="false"/>
+                <w:bCs w:val="false"/>
+                <w:sz w:val="18"/>
+                <w:szCs w:val="18"/>
+              </w:rPr>
+              <w:t xml:space="preserve">qualifying</w:t>
+            </w:r>
+          </w:p>
+        </w:tc>
+        <w:tc>
+          <w:tcPr>
+            <w:tcW w:type="dxa" w:w="4768"/>
+          </w:tcPr>
+          <w:p>
+            <w:pPr>
+              <w:spacing w:after="60" w:before="60"/>
+            </w:pPr>
+            <w:r>
+              <w:rPr>
+                <w:rFonts w:ascii="Microsoft YaHei" w:cs="Microsoft YaHei" w:eastAsia="Microsoft YaHei" w:hAnsi="Microsoft YaHei"/>
+                <w:b w:val="false"/>
+                <w:bCs w:val="false"/>
+                <w:sz w:val="18"/>
+                <w:szCs w:val="18"/>
+              </w:rPr>
+              <w:t xml:space="preserve">/products/panic-exit-devices/307-panic-exit-device/</w:t>
             </w:r>
           </w:p>
         </w:tc>
@@ -1962,7 +1962,7 @@
         </w:trPr>
         <w:tc>
           <w:tcPr>
-            <w:tcW w:type="dxa" w:w="3190"/>
+            <w:tcW w:type="dxa" w:w="3151"/>
           </w:tcPr>
           <w:p>
             <w:pPr>
@@ -1976,47 +1976,47 @@
                 <w:sz w:val="16"/>
                 <w:szCs w:val="16"/>
               </w:rPr>
-              <w:t xml:space="preserve">fire rated panic bar 2.5 hours</w:t>
-            </w:r>
-          </w:p>
-        </w:tc>
-        <w:tc>
-          <w:tcPr>
-            <w:tcW w:type="dxa" w:w="1012"/>
-          </w:tcPr>
-          <w:p>
-            <w:pPr>
-              <w:spacing w:after="60" w:before="60"/>
-            </w:pPr>
-            <w:r>
-              <w:rPr>
-                <w:rFonts w:ascii="Microsoft YaHei" w:cs="Microsoft YaHei" w:eastAsia="Microsoft YaHei" w:hAnsi="Microsoft YaHei"/>
-                <w:b w:val="false"/>
-                <w:bCs w:val="false"/>
-                <w:sz w:val="18"/>
-                <w:szCs w:val="18"/>
-              </w:rPr>
-              <w:t xml:space="preserve">qualifying</w:t>
-            </w:r>
-          </w:p>
-        </w:tc>
-        <w:tc>
-          <w:tcPr>
-            <w:tcW w:type="dxa" w:w="4824"/>
-          </w:tcPr>
-          <w:p>
-            <w:pPr>
-              <w:spacing w:after="60" w:before="60"/>
-            </w:pPr>
-            <w:r>
-              <w:rPr>
-                <w:rFonts w:ascii="Microsoft YaHei" w:cs="Microsoft YaHei" w:eastAsia="Microsoft YaHei" w:hAnsi="Microsoft YaHei"/>
-                <w:b w:val="false"/>
-                <w:bCs w:val="false"/>
-                <w:sz w:val="18"/>
-                <w:szCs w:val="18"/>
-              </w:rPr>
-              <w:t xml:space="preserve">/products/panic-exit-devices/307-panic-exit-device/</w:t>
+              <w:t xml:space="preserve">ggmk gmk mk change key hierarchy</w:t>
+            </w:r>
+          </w:p>
+        </w:tc>
+        <w:tc>
+          <w:tcPr>
+            <w:tcW w:type="dxa" w:w="1107"/>
+          </w:tcPr>
+          <w:p>
+            <w:pPr>
+              <w:spacing w:after="60" w:before="60"/>
+            </w:pPr>
+            <w:r>
+              <w:rPr>
+                <w:rFonts w:ascii="Microsoft YaHei" w:cs="Microsoft YaHei" w:eastAsia="Microsoft YaHei" w:hAnsi="Microsoft YaHei"/>
+                <w:b w:val="false"/>
+                <w:bCs w:val="false"/>
+                <w:sz w:val="18"/>
+                <w:szCs w:val="18"/>
+              </w:rPr>
+              <w:t xml:space="preserve">informational</w:t>
+            </w:r>
+          </w:p>
+        </w:tc>
+        <w:tc>
+          <w:tcPr>
+            <w:tcW w:type="dxa" w:w="4768"/>
+          </w:tcPr>
+          <w:p>
+            <w:pPr>
+              <w:spacing w:after="60" w:before="60"/>
+            </w:pPr>
+            <w:r>
+              <w:rPr>
+                <w:rFonts w:ascii="Microsoft YaHei" w:cs="Microsoft YaHei" w:eastAsia="Microsoft YaHei" w:hAnsi="Microsoft YaHei"/>
+                <w:b w:val="false"/>
+                <w:bCs w:val="false"/>
+                <w:sz w:val="18"/>
+                <w:szCs w:val="18"/>
+              </w:rPr>
+              <w:t xml:space="preserve">content/news/master-key-systems-how-many-levels-you-need</w:t>
             </w:r>
           </w:p>
         </w:tc>
@@ -2027,7 +2027,7 @@
         </w:trPr>
         <w:tc>
           <w:tcPr>
-            <w:tcW w:type="dxa" w:w="3190"/>
+            <w:tcW w:type="dxa" w:w="3151"/>
           </w:tcPr>
           <w:p>
             <w:pPr>
@@ -2041,13 +2041,13 @@
                 <w:sz w:val="16"/>
                 <w:szCs w:val="16"/>
               </w:rPr>
-              <w:t xml:space="preserve">en 1125 vs ul 305 panic hardware</w:t>
-            </w:r>
-          </w:p>
-        </w:tc>
-        <w:tc>
-          <w:tcPr>
-            <w:tcW w:type="dxa" w:w="1012"/>
+              <w:t xml:space="preserve">keying chart door schedule template</w:t>
+            </w:r>
+          </w:p>
+        </w:tc>
+        <w:tc>
+          <w:tcPr>
+            <w:tcW w:type="dxa" w:w="1107"/>
           </w:tcPr>
           <w:p>
             <w:pPr>
@@ -2067,21 +2067,21 @@
         </w:tc>
         <w:tc>
           <w:tcPr>
-            <w:tcW w:type="dxa" w:w="4824"/>
-          </w:tcPr>
-          <w:p>
-            <w:pPr>
-              <w:spacing w:after="60" w:before="60"/>
-            </w:pPr>
-            <w:r>
-              <w:rPr>
-                <w:rFonts w:ascii="Microsoft YaHei" w:cs="Microsoft YaHei" w:eastAsia="Microsoft YaHei" w:hAnsi="Microsoft YaHei"/>
-                <w:b w:val="false"/>
-                <w:bCs w:val="false"/>
-                <w:sz w:val="18"/>
-                <w:szCs w:val="18"/>
-              </w:rPr>
-              <w:t xml:space="preserve">content/news/en-1125-or-ansi-which-standard-your-project-needs</w:t>
+            <w:tcW w:type="dxa" w:w="4768"/>
+          </w:tcPr>
+          <w:p>
+            <w:pPr>
+              <w:spacing w:after="60" w:before="60"/>
+            </w:pPr>
+            <w:r>
+              <w:rPr>
+                <w:rFonts w:ascii="Microsoft YaHei" w:cs="Microsoft YaHei" w:eastAsia="Microsoft YaHei" w:hAnsi="Microsoft YaHei"/>
+                <w:b w:val="false"/>
+                <w:bCs w:val="false"/>
+                <w:sz w:val="18"/>
+                <w:szCs w:val="18"/>
+              </w:rPr>
+              <w:t xml:space="preserve">article (to write)</w:t>
             </w:r>
           </w:p>
         </w:tc>
@@ -2092,7 +2092,7 @@
         </w:trPr>
         <w:tc>
           <w:tcPr>
-            <w:tcW w:type="dxa" w:w="3190"/>
+            <w:tcW w:type="dxa" w:w="3151"/>
           </w:tcPr>
           <w:p>
             <w:pPr>
@@ -2106,13 +2106,13 @@
                 <w:sz w:val="16"/>
                 <w:szCs w:val="16"/>
               </w:rPr>
-              <w:t xml:space="preserve">564 night latch dimensions</w:t>
-            </w:r>
-          </w:p>
-        </w:tc>
-        <w:tc>
-          <w:tcPr>
-            <w:tcW w:type="dxa" w:w="1012"/>
+              <w:t xml:space="preserve">lock case 85mm centre 60mm backset</w:t>
+            </w:r>
+          </w:p>
+        </w:tc>
+        <w:tc>
+          <w:tcPr>
+            <w:tcW w:type="dxa" w:w="1107"/>
           </w:tcPr>
           <w:p>
             <w:pPr>
@@ -2132,267 +2132,7 @@
         </w:tc>
         <w:tc>
           <w:tcPr>
-            <w:tcW w:type="dxa" w:w="4824"/>
-          </w:tcPr>
-          <w:p>
-            <w:pPr>
-              <w:spacing w:after="60" w:before="60"/>
-            </w:pPr>
-            <w:r>
-              <w:rPr>
-                <w:rFonts w:ascii="Microsoft YaHei" w:cs="Microsoft YaHei" w:eastAsia="Microsoft YaHei" w:hAnsi="Microsoft YaHei"/>
-                <w:b w:val="false"/>
-                <w:bCs w:val="false"/>
-                <w:sz w:val="18"/>
-                <w:szCs w:val="18"/>
-              </w:rPr>
-              <w:t xml:space="preserve">/products/night-latches-rim-locks/</w:t>
-            </w:r>
-          </w:p>
-        </w:tc>
-      </w:tr>
-      <w:tr>
-        <w:trPr>
-          <w:tblHeader w:val="false"/>
-        </w:trPr>
-        <w:tc>
-          <w:tcPr>
-            <w:tcW w:type="dxa" w:w="3190"/>
-          </w:tcPr>
-          <w:p>
-            <w:pPr>
-              <w:spacing w:after="60" w:before="60"/>
-            </w:pPr>
-            <w:r>
-              <w:rPr>
-                <w:rFonts w:ascii="Consolas" w:cs="Consolas" w:eastAsia="Consolas" w:hAnsi="Consolas"/>
-                <w:b w:val="false"/>
-                <w:bCs w:val="false"/>
-                <w:sz w:val="16"/>
-                <w:szCs w:val="16"/>
-              </w:rPr>
-              <w:t xml:space="preserve">ggmk gmk mk change key hierarchy</w:t>
-            </w:r>
-          </w:p>
-        </w:tc>
-        <w:tc>
-          <w:tcPr>
-            <w:tcW w:type="dxa" w:w="1012"/>
-          </w:tcPr>
-          <w:p>
-            <w:pPr>
-              <w:spacing w:after="60" w:before="60"/>
-            </w:pPr>
-            <w:r>
-              <w:rPr>
-                <w:rFonts w:ascii="Microsoft YaHei" w:cs="Microsoft YaHei" w:eastAsia="Microsoft YaHei" w:hAnsi="Microsoft YaHei"/>
-                <w:b w:val="false"/>
-                <w:bCs w:val="false"/>
-                <w:sz w:val="18"/>
-                <w:szCs w:val="18"/>
-              </w:rPr>
-              <w:t xml:space="preserve">informational</w:t>
-            </w:r>
-          </w:p>
-        </w:tc>
-        <w:tc>
-          <w:tcPr>
-            <w:tcW w:type="dxa" w:w="4824"/>
-          </w:tcPr>
-          <w:p>
-            <w:pPr>
-              <w:spacing w:after="60" w:before="60"/>
-            </w:pPr>
-            <w:r>
-              <w:rPr>
-                <w:rFonts w:ascii="Microsoft YaHei" w:cs="Microsoft YaHei" w:eastAsia="Microsoft YaHei" w:hAnsi="Microsoft YaHei"/>
-                <w:b w:val="false"/>
-                <w:bCs w:val="false"/>
-                <w:sz w:val="18"/>
-                <w:szCs w:val="18"/>
-              </w:rPr>
-              <w:t xml:space="preserve">content/news/master-key-systems-how-many-levels-you-need</w:t>
-            </w:r>
-          </w:p>
-        </w:tc>
-      </w:tr>
-      <w:tr>
-        <w:trPr>
-          <w:tblHeader w:val="false"/>
-        </w:trPr>
-        <w:tc>
-          <w:tcPr>
-            <w:tcW w:type="dxa" w:w="3190"/>
-          </w:tcPr>
-          <w:p>
-            <w:pPr>
-              <w:spacing w:after="60" w:before="60"/>
-            </w:pPr>
-            <w:r>
-              <w:rPr>
-                <w:rFonts w:ascii="Consolas" w:cs="Consolas" w:eastAsia="Consolas" w:hAnsi="Consolas"/>
-                <w:b w:val="false"/>
-                <w:bCs w:val="false"/>
-                <w:sz w:val="16"/>
-                <w:szCs w:val="16"/>
-              </w:rPr>
-              <w:t xml:space="preserve">keying chart door schedule template</w:t>
-            </w:r>
-          </w:p>
-        </w:tc>
-        <w:tc>
-          <w:tcPr>
-            <w:tcW w:type="dxa" w:w="1012"/>
-          </w:tcPr>
-          <w:p>
-            <w:pPr>
-              <w:spacing w:after="60" w:before="60"/>
-            </w:pPr>
-            <w:r>
-              <w:rPr>
-                <w:rFonts w:ascii="Microsoft YaHei" w:cs="Microsoft YaHei" w:eastAsia="Microsoft YaHei" w:hAnsi="Microsoft YaHei"/>
-                <w:b w:val="false"/>
-                <w:bCs w:val="false"/>
-                <w:sz w:val="18"/>
-                <w:szCs w:val="18"/>
-              </w:rPr>
-              <w:t xml:space="preserve">informational</w:t>
-            </w:r>
-          </w:p>
-        </w:tc>
-        <w:tc>
-          <w:tcPr>
-            <w:tcW w:type="dxa" w:w="4824"/>
-          </w:tcPr>
-          <w:p>
-            <w:pPr>
-              <w:spacing w:after="60" w:before="60"/>
-            </w:pPr>
-            <w:r>
-              <w:rPr>
-                <w:rFonts w:ascii="Microsoft YaHei" w:cs="Microsoft YaHei" w:eastAsia="Microsoft YaHei" w:hAnsi="Microsoft YaHei"/>
-                <w:b w:val="false"/>
-                <w:bCs w:val="false"/>
-                <w:sz w:val="18"/>
-                <w:szCs w:val="18"/>
-              </w:rPr>
-              <w:t xml:space="preserve">article (to write)</w:t>
-            </w:r>
-          </w:p>
-        </w:tc>
-      </w:tr>
-      <w:tr>
-        <w:trPr>
-          <w:tblHeader w:val="false"/>
-        </w:trPr>
-        <w:tc>
-          <w:tcPr>
-            <w:tcW w:type="dxa" w:w="3190"/>
-          </w:tcPr>
-          <w:p>
-            <w:pPr>
-              <w:spacing w:after="60" w:before="60"/>
-            </w:pPr>
-            <w:r>
-              <w:rPr>
-                <w:rFonts w:ascii="Consolas" w:cs="Consolas" w:eastAsia="Consolas" w:hAnsi="Consolas"/>
-                <w:b w:val="false"/>
-                <w:bCs w:val="false"/>
-                <w:sz w:val="16"/>
-                <w:szCs w:val="16"/>
-              </w:rPr>
-              <w:t xml:space="preserve">indicator bolt occupied vacant washroom</w:t>
-            </w:r>
-          </w:p>
-        </w:tc>
-        <w:tc>
-          <w:tcPr>
-            <w:tcW w:type="dxa" w:w="1012"/>
-          </w:tcPr>
-          <w:p>
-            <w:pPr>
-              <w:spacing w:after="60" w:before="60"/>
-            </w:pPr>
-            <w:r>
-              <w:rPr>
-                <w:rFonts w:ascii="Microsoft YaHei" w:cs="Microsoft YaHei" w:eastAsia="Microsoft YaHei" w:hAnsi="Microsoft YaHei"/>
-                <w:b w:val="false"/>
-                <w:bCs w:val="false"/>
-                <w:sz w:val="18"/>
-                <w:szCs w:val="18"/>
-              </w:rPr>
-              <w:t xml:space="preserve">transactional</w:t>
-            </w:r>
-          </w:p>
-        </w:tc>
-        <w:tc>
-          <w:tcPr>
-            <w:tcW w:type="dxa" w:w="4824"/>
-          </w:tcPr>
-          <w:p>
-            <w:pPr>
-              <w:spacing w:after="60" w:before="60"/>
-            </w:pPr>
-            <w:r>
-              <w:rPr>
-                <w:rFonts w:ascii="Microsoft YaHei" w:cs="Microsoft YaHei" w:eastAsia="Microsoft YaHei" w:hAnsi="Microsoft YaHei"/>
-                <w:b w:val="false"/>
-                <w:bCs w:val="false"/>
-                <w:sz w:val="18"/>
-                <w:szCs w:val="18"/>
-              </w:rPr>
-              <w:t xml:space="preserve">/products/hardware-accessories/</w:t>
-            </w:r>
-          </w:p>
-        </w:tc>
-      </w:tr>
-      <w:tr>
-        <w:trPr>
-          <w:tblHeader w:val="false"/>
-        </w:trPr>
-        <w:tc>
-          <w:tcPr>
-            <w:tcW w:type="dxa" w:w="3190"/>
-          </w:tcPr>
-          <w:p>
-            <w:pPr>
-              <w:spacing w:after="60" w:before="60"/>
-            </w:pPr>
-            <w:r>
-              <w:rPr>
-                <w:rFonts w:ascii="Consolas" w:cs="Consolas" w:eastAsia="Consolas" w:hAnsi="Consolas"/>
-                <w:b w:val="false"/>
-                <w:bCs w:val="false"/>
-                <w:sz w:val="16"/>
-                <w:szCs w:val="16"/>
-              </w:rPr>
-              <w:t xml:space="preserve">lock case 85mm centre 60mm backset</w:t>
-            </w:r>
-          </w:p>
-        </w:tc>
-        <w:tc>
-          <w:tcPr>
-            <w:tcW w:type="dxa" w:w="1012"/>
-          </w:tcPr>
-          <w:p>
-            <w:pPr>
-              <w:spacing w:after="60" w:before="60"/>
-            </w:pPr>
-            <w:r>
-              <w:rPr>
-                <w:rFonts w:ascii="Microsoft YaHei" w:cs="Microsoft YaHei" w:eastAsia="Microsoft YaHei" w:hAnsi="Microsoft YaHei"/>
-                <w:b w:val="false"/>
-                <w:bCs w:val="false"/>
-                <w:sz w:val="18"/>
-                <w:szCs w:val="18"/>
-              </w:rPr>
-              <w:t xml:space="preserve">transactional</w:t>
-            </w:r>
-          </w:p>
-        </w:tc>
-        <w:tc>
-          <w:tcPr>
-            <w:tcW w:type="dxa" w:w="4824"/>
+            <w:tcW w:type="dxa" w:w="4768"/>
           </w:tcPr>
           <w:p>
             <w:pPr>
@@ -2407,71 +2147,6 @@
                 <w:szCs w:val="18"/>
               </w:rPr>
               <w:t xml:space="preserve">/products/lock-cases/</w:t>
-            </w:r>
-          </w:p>
-        </w:tc>
-      </w:tr>
-      <w:tr>
-        <w:trPr>
-          <w:tblHeader w:val="false"/>
-        </w:trPr>
-        <w:tc>
-          <w:tcPr>
-            <w:tcW w:type="dxa" w:w="3190"/>
-          </w:tcPr>
-          <w:p>
-            <w:pPr>
-              <w:spacing w:after="60" w:before="60"/>
-            </w:pPr>
-            <w:r>
-              <w:rPr>
-                <w:rFonts w:ascii="Consolas" w:cs="Consolas" w:eastAsia="Consolas" w:hAnsi="Consolas"/>
-                <w:b w:val="false"/>
-                <w:bCs w:val="false"/>
-                <w:sz w:val="16"/>
-                <w:szCs w:val="16"/>
-              </w:rPr>
-              <w:t xml:space="preserve">exit device 1000mm push bar</w:t>
-            </w:r>
-          </w:p>
-        </w:tc>
-        <w:tc>
-          <w:tcPr>
-            <w:tcW w:type="dxa" w:w="1012"/>
-          </w:tcPr>
-          <w:p>
-            <w:pPr>
-              <w:spacing w:after="60" w:before="60"/>
-            </w:pPr>
-            <w:r>
-              <w:rPr>
-                <w:rFonts w:ascii="Microsoft YaHei" w:cs="Microsoft YaHei" w:eastAsia="Microsoft YaHei" w:hAnsi="Microsoft YaHei"/>
-                <w:b w:val="false"/>
-                <w:bCs w:val="false"/>
-                <w:sz w:val="18"/>
-                <w:szCs w:val="18"/>
-              </w:rPr>
-              <w:t xml:space="preserve">transactional</w:t>
-            </w:r>
-          </w:p>
-        </w:tc>
-        <w:tc>
-          <w:tcPr>
-            <w:tcW w:type="dxa" w:w="4824"/>
-          </w:tcPr>
-          <w:p>
-            <w:pPr>
-              <w:spacing w:after="60" w:before="60"/>
-            </w:pPr>
-            <w:r>
-              <w:rPr>
-                <w:rFonts w:ascii="Microsoft YaHei" w:cs="Microsoft YaHei" w:eastAsia="Microsoft YaHei" w:hAnsi="Microsoft YaHei"/>
-                <w:b w:val="false"/>
-                <w:bCs w:val="false"/>
-                <w:sz w:val="18"/>
-                <w:szCs w:val="18"/>
-              </w:rPr>
-              <w:t xml:space="preserve">/products/panic-exit-devices/307-panic-exit-device/</w:t>
             </w:r>
           </w:p>
         </w:tc>
@@ -7955,6 +7630,1051 @@
           <w:szCs w:val="20"/>
         </w:rPr>
         <w:t xml:space="preserve">（甲方 2026-09-15 定）</w:t>
+      </w:r>
+    </w:p>
+    <w:p>
+      <w:pPr>
+        <w:pBdr>
+          <w:bottom w:val="single" w:color="CCCCCC" w:sz="6"/>
+        </w:pBdr>
+        <w:spacing w:after="200" w:before="200"/>
+      </w:pPr>
+      <w:r>
+        <w:rPr>
+          <w:rFonts w:ascii="Microsoft YaHei" w:cs="Microsoft YaHei" w:eastAsia="Microsoft YaHei" w:hAnsi="Microsoft YaHei"/>
+        </w:rPr>
+        <w:t xml:space="preserve"/>
+      </w:r>
+    </w:p>
+    <w:p>
+      <w:pPr>
+        <w:pStyle w:val="Heading1"/>
+        <w:spacing w:after="140" w:before="320"/>
+      </w:pPr>
+      <w:r>
+        <w:rPr>
+          <w:rFonts w:ascii="Microsoft YaHei" w:cs="Microsoft YaHei" w:eastAsia="Microsoft YaHei" w:hAnsi="Microsoft YaHei"/>
+          <w:b/>
+          <w:bCs/>
+        </w:rPr>
+        <w:t xml:space="preserve">四之二、已经写完的 10 篇</w:t>
+      </w:r>
+    </w:p>
+    <w:tbl>
+      <w:tblPr>
+        <w:tblW w:type="dxa" w:w="9026"/>
+        <w:tblBorders>
+          <w:top w:val="single" w:color="auto" w:sz="4"/>
+          <w:left w:val="single" w:color="auto" w:sz="4"/>
+          <w:bottom w:val="single" w:color="auto" w:sz="4"/>
+          <w:right w:val="single" w:color="auto" w:sz="4"/>
+          <w:insideH w:val="single" w:color="auto" w:sz="4"/>
+          <w:insideV w:val="single" w:color="auto" w:sz="4"/>
+        </w:tblBorders>
+      </w:tblPr>
+      <w:tblGrid>
+        <w:gridCol w:w="663"/>
+        <w:gridCol w:w="4151"/>
+        <w:gridCol w:w="663"/>
+        <w:gridCol w:w="3549"/>
+      </w:tblGrid>
+      <w:tr>
+        <w:trPr>
+          <w:tblHeader/>
+        </w:trPr>
+        <w:tc>
+          <w:tcPr>
+            <w:tcW w:type="dxa" w:w="663"/>
+            <w:shd w:fill="EFEFEF" w:val="clear"/>
+          </w:tcPr>
+          <w:p>
+            <w:pPr>
+              <w:spacing w:after="60" w:before="60"/>
+            </w:pPr>
+            <w:r>
+              <w:rPr>
+                <w:rFonts w:ascii="Microsoft YaHei" w:cs="Microsoft YaHei" w:eastAsia="Microsoft YaHei" w:hAnsi="Microsoft YaHei"/>
+                <w:b/>
+                <w:bCs/>
+                <w:sz w:val="18"/>
+                <w:szCs w:val="18"/>
+              </w:rPr>
+              <w:t xml:space="preserve">发布</w:t>
+            </w:r>
+          </w:p>
+        </w:tc>
+        <w:tc>
+          <w:tcPr>
+            <w:tcW w:type="dxa" w:w="4151"/>
+            <w:shd w:fill="EFEFEF" w:val="clear"/>
+          </w:tcPr>
+          <w:p>
+            <w:pPr>
+              <w:spacing w:after="60" w:before="60"/>
+            </w:pPr>
+            <w:r>
+              <w:rPr>
+                <w:rFonts w:ascii="Microsoft YaHei" w:cs="Microsoft YaHei" w:eastAsia="Microsoft YaHei" w:hAnsi="Microsoft YaHei"/>
+                <w:b/>
+                <w:bCs/>
+                <w:sz w:val="18"/>
+                <w:szCs w:val="18"/>
+              </w:rPr>
+              <w:t xml:space="preserve">标题</w:t>
+            </w:r>
+          </w:p>
+        </w:tc>
+        <w:tc>
+          <w:tcPr>
+            <w:tcW w:type="dxa" w:w="663"/>
+            <w:shd w:fill="EFEFEF" w:val="clear"/>
+          </w:tcPr>
+          <w:p>
+            <w:pPr>
+              <w:spacing w:after="60" w:before="60"/>
+            </w:pPr>
+            <w:r>
+              <w:rPr>
+                <w:rFonts w:ascii="Microsoft YaHei" w:cs="Microsoft YaHei" w:eastAsia="Microsoft YaHei" w:hAnsi="Microsoft YaHei"/>
+                <w:b/>
+                <w:bCs/>
+                <w:sz w:val="18"/>
+                <w:szCs w:val="18"/>
+              </w:rPr>
+              <w:t xml:space="preserve">段数</w:t>
+            </w:r>
+          </w:p>
+        </w:tc>
+        <w:tc>
+          <w:tcPr>
+            <w:tcW w:type="dxa" w:w="3549"/>
+            <w:shd w:fill="EFEFEF" w:val="clear"/>
+          </w:tcPr>
+          <w:p>
+            <w:pPr>
+              <w:spacing w:after="60" w:before="60"/>
+            </w:pPr>
+            <w:r>
+              <w:rPr>
+                <w:rFonts w:ascii="Microsoft YaHei" w:cs="Microsoft YaHei" w:eastAsia="Microsoft YaHei" w:hAnsi="Microsoft YaHei"/>
+                <w:b/>
+                <w:bCs/>
+                <w:sz w:val="18"/>
+                <w:szCs w:val="18"/>
+              </w:rPr>
+              <w:t xml:space="preserve">点名型号</w:t>
+            </w:r>
+          </w:p>
+        </w:tc>
+      </w:tr>
+      <w:tr>
+        <w:trPr>
+          <w:tblHeader w:val="false"/>
+        </w:trPr>
+        <w:tc>
+          <w:tcPr>
+            <w:tcW w:type="dxa" w:w="663"/>
+          </w:tcPr>
+          <w:p>
+            <w:pPr>
+              <w:spacing w:after="60" w:before="60"/>
+            </w:pPr>
+            <w:r>
+              <w:rPr>
+                <w:rFonts w:ascii="Microsoft YaHei" w:cs="Microsoft YaHei" w:eastAsia="Microsoft YaHei" w:hAnsi="Microsoft YaHei"/>
+                <w:b w:val="false"/>
+                <w:bCs w:val="false"/>
+                <w:sz w:val="18"/>
+                <w:szCs w:val="18"/>
+              </w:rPr>
+              <w:t xml:space="preserve">2026-09-16</w:t>
+            </w:r>
+          </w:p>
+        </w:tc>
+        <w:tc>
+          <w:tcPr>
+            <w:tcW w:type="dxa" w:w="4151"/>
+          </w:tcPr>
+          <w:p>
+            <w:pPr>
+              <w:spacing w:after="60" w:before="60"/>
+            </w:pPr>
+            <w:r>
+              <w:rPr>
+                <w:rFonts w:ascii="Microsoft YaHei" w:cs="Microsoft YaHei" w:eastAsia="Microsoft YaHei" w:hAnsi="Microsoft YaHei"/>
+                <w:b w:val="false"/>
+                <w:bCs w:val="false"/>
+                <w:sz w:val="18"/>
+                <w:szCs w:val="18"/>
+              </w:rPr>
+              <w:t xml:space="preserve">Entrance, Privacy, Passage: Choosing Between Twelve Cylindrical Locks</w:t>
+            </w:r>
+          </w:p>
+        </w:tc>
+        <w:tc>
+          <w:tcPr>
+            <w:tcW w:type="dxa" w:w="663"/>
+          </w:tcPr>
+          <w:p>
+            <w:pPr>
+              <w:spacing w:after="60" w:before="60"/>
+            </w:pPr>
+            <w:r>
+              <w:rPr>
+                <w:rFonts w:ascii="Microsoft YaHei" w:cs="Microsoft YaHei" w:eastAsia="Microsoft YaHei" w:hAnsi="Microsoft YaHei"/>
+                <w:b w:val="false"/>
+                <w:bCs w:val="false"/>
+                <w:sz w:val="18"/>
+                <w:szCs w:val="18"/>
+              </w:rPr>
+              <w:t xml:space="preserve">9</w:t>
+            </w:r>
+          </w:p>
+        </w:tc>
+        <w:tc>
+          <w:tcPr>
+            <w:tcW w:type="dxa" w:w="3549"/>
+          </w:tcPr>
+          <w:p>
+            <w:pPr>
+              <w:spacing w:after="60" w:before="60"/>
+            </w:pPr>
+            <w:r>
+              <w:rPr>
+                <w:rFonts w:ascii="Microsoft YaHei" w:cs="Microsoft YaHei" w:eastAsia="Microsoft YaHei" w:hAnsi="Microsoft YaHei"/>
+                <w:b w:val="false"/>
+                <w:bCs w:val="false"/>
+                <w:sz w:val="18"/>
+                <w:szCs w:val="18"/>
+              </w:rPr>
+              <w:t xml:space="preserve">607 ACBK · 587 MBET · 5807 SSCL · 5870 ACET · 592 SSET</w:t>
+            </w:r>
+          </w:p>
+        </w:tc>
+      </w:tr>
+      <w:tr>
+        <w:trPr>
+          <w:tblHeader w:val="false"/>
+        </w:trPr>
+        <w:tc>
+          <w:tcPr>
+            <w:tcW w:type="dxa" w:w="663"/>
+          </w:tcPr>
+          <w:p>
+            <w:pPr>
+              <w:spacing w:after="60" w:before="60"/>
+            </w:pPr>
+            <w:r>
+              <w:rPr>
+                <w:rFonts w:ascii="Microsoft YaHei" w:cs="Microsoft YaHei" w:eastAsia="Microsoft YaHei" w:hAnsi="Microsoft YaHei"/>
+                <w:b w:val="false"/>
+                <w:bCs w:val="false"/>
+                <w:sz w:val="18"/>
+                <w:szCs w:val="18"/>
+              </w:rPr>
+              <w:t xml:space="preserve">2026-09-16</w:t>
+            </w:r>
+          </w:p>
+        </w:tc>
+        <w:tc>
+          <w:tcPr>
+            <w:tcW w:type="dxa" w:w="4151"/>
+          </w:tcPr>
+          <w:p>
+            <w:pPr>
+              <w:spacing w:after="60" w:before="60"/>
+            </w:pPr>
+            <w:r>
+              <w:rPr>
+                <w:rFonts w:ascii="Microsoft YaHei" w:cs="Microsoft YaHei" w:eastAsia="Microsoft YaHei" w:hAnsi="Microsoft YaHei"/>
+                <w:b w:val="false"/>
+                <w:bCs w:val="false"/>
+                <w:sz w:val="18"/>
+                <w:szCs w:val="18"/>
+              </w:rPr>
+              <w:t xml:space="preserve">A 25mm Throw and a Collar That Spins: Deadbolts D101 and D102</w:t>
+            </w:r>
+          </w:p>
+        </w:tc>
+        <w:tc>
+          <w:tcPr>
+            <w:tcW w:type="dxa" w:w="663"/>
+          </w:tcPr>
+          <w:p>
+            <w:pPr>
+              <w:spacing w:after="60" w:before="60"/>
+            </w:pPr>
+            <w:r>
+              <w:rPr>
+                <w:rFonts w:ascii="Microsoft YaHei" w:cs="Microsoft YaHei" w:eastAsia="Microsoft YaHei" w:hAnsi="Microsoft YaHei"/>
+                <w:b w:val="false"/>
+                <w:bCs w:val="false"/>
+                <w:sz w:val="18"/>
+                <w:szCs w:val="18"/>
+              </w:rPr>
+              <w:t xml:space="preserve">9</w:t>
+            </w:r>
+          </w:p>
+        </w:tc>
+        <w:tc>
+          <w:tcPr>
+            <w:tcW w:type="dxa" w:w="3549"/>
+          </w:tcPr>
+          <w:p>
+            <w:pPr>
+              <w:spacing w:after="60" w:before="60"/>
+            </w:pPr>
+            <w:r>
+              <w:rPr>
+                <w:rFonts w:ascii="Microsoft YaHei" w:cs="Microsoft YaHei" w:eastAsia="Microsoft YaHei" w:hAnsi="Microsoft YaHei"/>
+                <w:b w:val="false"/>
+                <w:bCs w:val="false"/>
+                <w:sz w:val="18"/>
+                <w:szCs w:val="18"/>
+              </w:rPr>
+              <w:t xml:space="preserve">D101 DSPB · D102 AC · 564 · 1073D</w:t>
+            </w:r>
+          </w:p>
+        </w:tc>
+      </w:tr>
+      <w:tr>
+        <w:trPr>
+          <w:tblHeader w:val="false"/>
+        </w:trPr>
+        <w:tc>
+          <w:tcPr>
+            <w:tcW w:type="dxa" w:w="663"/>
+          </w:tcPr>
+          <w:p>
+            <w:pPr>
+              <w:spacing w:after="60" w:before="60"/>
+            </w:pPr>
+            <w:r>
+              <w:rPr>
+                <w:rFonts w:ascii="Microsoft YaHei" w:cs="Microsoft YaHei" w:eastAsia="Microsoft YaHei" w:hAnsi="Microsoft YaHei"/>
+                <w:b w:val="false"/>
+                <w:bCs w:val="false"/>
+                <w:sz w:val="18"/>
+                <w:szCs w:val="18"/>
+              </w:rPr>
+              <w:t xml:space="preserve">2026-09-16</w:t>
+            </w:r>
+          </w:p>
+        </w:tc>
+        <w:tc>
+          <w:tcPr>
+            <w:tcW w:type="dxa" w:w="4151"/>
+          </w:tcPr>
+          <w:p>
+            <w:pPr>
+              <w:spacing w:after="60" w:before="60"/>
+            </w:pPr>
+            <w:r>
+              <w:rPr>
+                <w:rFonts w:ascii="Microsoft YaHei" w:cs="Microsoft YaHei" w:eastAsia="Microsoft YaHei" w:hAnsi="Microsoft YaHei"/>
+                <w:b w:val="false"/>
+                <w:bCs w:val="false"/>
+                <w:sz w:val="18"/>
+                <w:szCs w:val="18"/>
+              </w:rPr>
+              <w:t xml:space="preserve">45 to 90: Reading Our Euro Cylinder Range</w:t>
+            </w:r>
+          </w:p>
+        </w:tc>
+        <w:tc>
+          <w:tcPr>
+            <w:tcW w:type="dxa" w:w="663"/>
+          </w:tcPr>
+          <w:p>
+            <w:pPr>
+              <w:spacing w:after="60" w:before="60"/>
+            </w:pPr>
+            <w:r>
+              <w:rPr>
+                <w:rFonts w:ascii="Microsoft YaHei" w:cs="Microsoft YaHei" w:eastAsia="Microsoft YaHei" w:hAnsi="Microsoft YaHei"/>
+                <w:b w:val="false"/>
+                <w:bCs w:val="false"/>
+                <w:sz w:val="18"/>
+                <w:szCs w:val="18"/>
+              </w:rPr>
+              <w:t xml:space="preserve">8</w:t>
+            </w:r>
+          </w:p>
+        </w:tc>
+        <w:tc>
+          <w:tcPr>
+            <w:tcW w:type="dxa" w:w="3549"/>
+          </w:tcPr>
+          <w:p>
+            <w:pPr>
+              <w:spacing w:after="60" w:before="60"/>
+            </w:pPr>
+            <w:r>
+              <w:rPr>
+                <w:rFonts w:ascii="Microsoft YaHei" w:cs="Microsoft YaHei" w:eastAsia="Microsoft YaHei" w:hAnsi="Microsoft YaHei"/>
+                <w:b w:val="false"/>
+                <w:bCs w:val="false"/>
+                <w:sz w:val="18"/>
+                <w:szCs w:val="18"/>
+              </w:rPr>
+              <w:t xml:space="preserve">70 SNDK · 80 SNKT · 45BN · 65SN</w:t>
+            </w:r>
+          </w:p>
+        </w:tc>
+      </w:tr>
+      <w:tr>
+        <w:trPr>
+          <w:tblHeader w:val="false"/>
+        </w:trPr>
+        <w:tc>
+          <w:tcPr>
+            <w:tcW w:type="dxa" w:w="663"/>
+          </w:tcPr>
+          <w:p>
+            <w:pPr>
+              <w:spacing w:after="60" w:before="60"/>
+            </w:pPr>
+            <w:r>
+              <w:rPr>
+                <w:rFonts w:ascii="Microsoft YaHei" w:cs="Microsoft YaHei" w:eastAsia="Microsoft YaHei" w:hAnsi="Microsoft YaHei"/>
+                <w:b w:val="false"/>
+                <w:bCs w:val="false"/>
+                <w:sz w:val="18"/>
+                <w:szCs w:val="18"/>
+              </w:rPr>
+              <w:t xml:space="preserve">2026-09-16</w:t>
+            </w:r>
+          </w:p>
+        </w:tc>
+        <w:tc>
+          <w:tcPr>
+            <w:tcW w:type="dxa" w:w="4151"/>
+          </w:tcPr>
+          <w:p>
+            <w:pPr>
+              <w:spacing w:after="60" w:before="60"/>
+            </w:pPr>
+            <w:r>
+              <w:rPr>
+                <w:rFonts w:ascii="Microsoft YaHei" w:cs="Microsoft YaHei" w:eastAsia="Microsoft YaHei" w:hAnsi="Microsoft YaHei"/>
+                <w:b w:val="false"/>
+                <w:bCs w:val="false"/>
+                <w:sz w:val="18"/>
+                <w:szCs w:val="18"/>
+              </w:rPr>
+              <w:t xml:space="preserve">650 to 1110mm: Which Push Bar Length Your Door Takes</w:t>
+            </w:r>
+          </w:p>
+        </w:tc>
+        <w:tc>
+          <w:tcPr>
+            <w:tcW w:type="dxa" w:w="663"/>
+          </w:tcPr>
+          <w:p>
+            <w:pPr>
+              <w:spacing w:after="60" w:before="60"/>
+            </w:pPr>
+            <w:r>
+              <w:rPr>
+                <w:rFonts w:ascii="Microsoft YaHei" w:cs="Microsoft YaHei" w:eastAsia="Microsoft YaHei" w:hAnsi="Microsoft YaHei"/>
+                <w:b w:val="false"/>
+                <w:bCs w:val="false"/>
+                <w:sz w:val="18"/>
+                <w:szCs w:val="18"/>
+              </w:rPr>
+              <w:t xml:space="preserve">8</w:t>
+            </w:r>
+          </w:p>
+        </w:tc>
+        <w:tc>
+          <w:tcPr>
+            <w:tcW w:type="dxa" w:w="3549"/>
+          </w:tcPr>
+          <w:p>
+            <w:pPr>
+              <w:spacing w:after="60" w:before="60"/>
+            </w:pPr>
+            <w:r>
+              <w:rPr>
+                <w:rFonts w:ascii="Microsoft YaHei" w:cs="Microsoft YaHei" w:eastAsia="Microsoft YaHei" w:hAnsi="Microsoft YaHei"/>
+                <w:b w:val="false"/>
+                <w:bCs w:val="false"/>
+                <w:sz w:val="18"/>
+                <w:szCs w:val="18"/>
+              </w:rPr>
+              <w:t xml:space="preserve">307 · 311 · 305</w:t>
+            </w:r>
+          </w:p>
+        </w:tc>
+      </w:tr>
+      <w:tr>
+        <w:trPr>
+          <w:tblHeader w:val="false"/>
+        </w:trPr>
+        <w:tc>
+          <w:tcPr>
+            <w:tcW w:type="dxa" w:w="663"/>
+          </w:tcPr>
+          <w:p>
+            <w:pPr>
+              <w:spacing w:after="60" w:before="60"/>
+            </w:pPr>
+            <w:r>
+              <w:rPr>
+                <w:rFonts w:ascii="Microsoft YaHei" w:cs="Microsoft YaHei" w:eastAsia="Microsoft YaHei" w:hAnsi="Microsoft YaHei"/>
+                <w:b w:val="false"/>
+                <w:bCs w:val="false"/>
+                <w:sz w:val="18"/>
+                <w:szCs w:val="18"/>
+              </w:rPr>
+              <w:t xml:space="preserve">2026-09-16</w:t>
+            </w:r>
+          </w:p>
+        </w:tc>
+        <w:tc>
+          <w:tcPr>
+            <w:tcW w:type="dxa" w:w="4151"/>
+          </w:tcPr>
+          <w:p>
+            <w:pPr>
+              <w:spacing w:after="60" w:before="60"/>
+            </w:pPr>
+            <w:r>
+              <w:rPr>
+                <w:rFonts w:ascii="Microsoft YaHei" w:cs="Microsoft YaHei" w:eastAsia="Microsoft YaHei" w:hAnsi="Microsoft YaHei"/>
+                <w:b w:val="false"/>
+                <w:bCs w:val="false"/>
+                <w:sz w:val="18"/>
+                <w:szCs w:val="18"/>
+              </w:rPr>
+              <w:t xml:space="preserve">US26D, 626, 630: A Finish Code Is Not a Colour</w:t>
+            </w:r>
+          </w:p>
+        </w:tc>
+        <w:tc>
+          <w:tcPr>
+            <w:tcW w:type="dxa" w:w="663"/>
+          </w:tcPr>
+          <w:p>
+            <w:pPr>
+              <w:spacing w:after="60" w:before="60"/>
+            </w:pPr>
+            <w:r>
+              <w:rPr>
+                <w:rFonts w:ascii="Microsoft YaHei" w:cs="Microsoft YaHei" w:eastAsia="Microsoft YaHei" w:hAnsi="Microsoft YaHei"/>
+                <w:b w:val="false"/>
+                <w:bCs w:val="false"/>
+                <w:sz w:val="18"/>
+                <w:szCs w:val="18"/>
+              </w:rPr>
+              <w:t xml:space="preserve">9</w:t>
+            </w:r>
+          </w:p>
+        </w:tc>
+        <w:tc>
+          <w:tcPr>
+            <w:tcW w:type="dxa" w:w="3549"/>
+          </w:tcPr>
+          <w:p>
+            <w:pPr>
+              <w:spacing w:after="60" w:before="60"/>
+            </w:pPr>
+            <w:r>
+              <w:rPr>
+                <w:rFonts w:ascii="Microsoft YaHei" w:cs="Microsoft YaHei" w:eastAsia="Microsoft YaHei" w:hAnsi="Microsoft YaHei"/>
+                <w:b w:val="false"/>
+                <w:bCs w:val="false"/>
+                <w:sz w:val="18"/>
+                <w:szCs w:val="18"/>
+              </w:rPr>
+              <w:t xml:space="preserve">5870 ACET · 607 SSET · 3431 SSET</w:t>
+            </w:r>
+          </w:p>
+        </w:tc>
+      </w:tr>
+      <w:tr>
+        <w:trPr>
+          <w:tblHeader w:val="false"/>
+        </w:trPr>
+        <w:tc>
+          <w:tcPr>
+            <w:tcW w:type="dxa" w:w="663"/>
+          </w:tcPr>
+          <w:p>
+            <w:pPr>
+              <w:spacing w:after="60" w:before="60"/>
+            </w:pPr>
+            <w:r>
+              <w:rPr>
+                <w:rFonts w:ascii="Microsoft YaHei" w:cs="Microsoft YaHei" w:eastAsia="Microsoft YaHei" w:hAnsi="Microsoft YaHei"/>
+                <w:b w:val="false"/>
+                <w:bCs w:val="false"/>
+                <w:sz w:val="18"/>
+                <w:szCs w:val="18"/>
+              </w:rPr>
+              <w:t xml:space="preserve">2026-09-16</w:t>
+            </w:r>
+          </w:p>
+        </w:tc>
+        <w:tc>
+          <w:tcPr>
+            <w:tcW w:type="dxa" w:w="4151"/>
+          </w:tcPr>
+          <w:p>
+            <w:pPr>
+              <w:spacing w:after="60" w:before="60"/>
+            </w:pPr>
+            <w:r>
+              <w:rPr>
+                <w:rFonts w:ascii="Microsoft YaHei" w:cs="Microsoft YaHei" w:eastAsia="Microsoft YaHei" w:hAnsi="Microsoft YaHei"/>
+                <w:b w:val="false"/>
+                <w:bCs w:val="false"/>
+                <w:sz w:val="18"/>
+                <w:szCs w:val="18"/>
+              </w:rPr>
+              <w:t xml:space="preserve">200,000 Cycles: What the LH Lever Range Is Actually Rated For</w:t>
+            </w:r>
+          </w:p>
+        </w:tc>
+        <w:tc>
+          <w:tcPr>
+            <w:tcW w:type="dxa" w:w="663"/>
+          </w:tcPr>
+          <w:p>
+            <w:pPr>
+              <w:spacing w:after="60" w:before="60"/>
+            </w:pPr>
+            <w:r>
+              <w:rPr>
+                <w:rFonts w:ascii="Microsoft YaHei" w:cs="Microsoft YaHei" w:eastAsia="Microsoft YaHei" w:hAnsi="Microsoft YaHei"/>
+                <w:b w:val="false"/>
+                <w:bCs w:val="false"/>
+                <w:sz w:val="18"/>
+                <w:szCs w:val="18"/>
+              </w:rPr>
+              <w:t xml:space="preserve">9</w:t>
+            </w:r>
+          </w:p>
+        </w:tc>
+        <w:tc>
+          <w:tcPr>
+            <w:tcW w:type="dxa" w:w="3549"/>
+          </w:tcPr>
+          <w:p>
+            <w:pPr>
+              <w:spacing w:after="60" w:before="60"/>
+            </w:pPr>
+            <w:r>
+              <w:rPr>
+                <w:rFonts w:ascii="Microsoft YaHei" w:cs="Microsoft YaHei" w:eastAsia="Microsoft YaHei" w:hAnsi="Microsoft YaHei"/>
+                <w:b w:val="false"/>
+                <w:bCs w:val="false"/>
+                <w:sz w:val="18"/>
+                <w:szCs w:val="18"/>
+              </w:rPr>
+              <w:t xml:space="preserve">LH853 CPBK · LH852 SSET · LH855 SNET · 808 ABET · 6491 SSET</w:t>
+            </w:r>
+          </w:p>
+        </w:tc>
+      </w:tr>
+      <w:tr>
+        <w:trPr>
+          <w:tblHeader w:val="false"/>
+        </w:trPr>
+        <w:tc>
+          <w:tcPr>
+            <w:tcW w:type="dxa" w:w="663"/>
+          </w:tcPr>
+          <w:p>
+            <w:pPr>
+              <w:spacing w:after="60" w:before="60"/>
+            </w:pPr>
+            <w:r>
+              <w:rPr>
+                <w:rFonts w:ascii="Microsoft YaHei" w:cs="Microsoft YaHei" w:eastAsia="Microsoft YaHei" w:hAnsi="Microsoft YaHei"/>
+                <w:b w:val="false"/>
+                <w:bCs w:val="false"/>
+                <w:sz w:val="18"/>
+                <w:szCs w:val="18"/>
+              </w:rPr>
+              <w:t xml:space="preserve">2026-09-16</w:t>
+            </w:r>
+          </w:p>
+        </w:tc>
+        <w:tc>
+          <w:tcPr>
+            <w:tcW w:type="dxa" w:w="4151"/>
+          </w:tcPr>
+          <w:p>
+            <w:pPr>
+              <w:spacing w:after="60" w:before="60"/>
+            </w:pPr>
+            <w:r>
+              <w:rPr>
+                <w:rFonts w:ascii="Microsoft YaHei" w:cs="Microsoft YaHei" w:eastAsia="Microsoft YaHei" w:hAnsi="Microsoft YaHei"/>
+                <w:b w:val="false"/>
+                <w:bCs w:val="false"/>
+                <w:sz w:val="18"/>
+                <w:szCs w:val="18"/>
+              </w:rPr>
+              <w:t xml:space="preserve">Occupied or Vacant: What a Washroom Indicator Actually Has to Do</w:t>
+            </w:r>
+          </w:p>
+        </w:tc>
+        <w:tc>
+          <w:tcPr>
+            <w:tcW w:type="dxa" w:w="663"/>
+          </w:tcPr>
+          <w:p>
+            <w:pPr>
+              <w:spacing w:after="60" w:before="60"/>
+            </w:pPr>
+            <w:r>
+              <w:rPr>
+                <w:rFonts w:ascii="Microsoft YaHei" w:cs="Microsoft YaHei" w:eastAsia="Microsoft YaHei" w:hAnsi="Microsoft YaHei"/>
+                <w:b w:val="false"/>
+                <w:bCs w:val="false"/>
+                <w:sz w:val="18"/>
+                <w:szCs w:val="18"/>
+              </w:rPr>
+              <w:t xml:space="preserve">8</w:t>
+            </w:r>
+          </w:p>
+        </w:tc>
+        <w:tc>
+          <w:tcPr>
+            <w:tcW w:type="dxa" w:w="3549"/>
+          </w:tcPr>
+          <w:p>
+            <w:pPr>
+              <w:spacing w:after="60" w:before="60"/>
+            </w:pPr>
+            <w:r>
+              <w:rPr>
+                <w:rFonts w:ascii="Microsoft YaHei" w:cs="Microsoft YaHei" w:eastAsia="Microsoft YaHei" w:hAnsi="Microsoft YaHei"/>
+                <w:b w:val="false"/>
+                <w:bCs w:val="false"/>
+                <w:sz w:val="18"/>
+                <w:szCs w:val="18"/>
+              </w:rPr>
+              <w:t xml:space="preserve">200 · 400 · 500</w:t>
+            </w:r>
+          </w:p>
+        </w:tc>
+      </w:tr>
+      <w:tr>
+        <w:trPr>
+          <w:tblHeader w:val="false"/>
+        </w:trPr>
+        <w:tc>
+          <w:tcPr>
+            <w:tcW w:type="dxa" w:w="663"/>
+          </w:tcPr>
+          <w:p>
+            <w:pPr>
+              <w:spacing w:after="60" w:before="60"/>
+            </w:pPr>
+            <w:r>
+              <w:rPr>
+                <w:rFonts w:ascii="Microsoft YaHei" w:cs="Microsoft YaHei" w:eastAsia="Microsoft YaHei" w:hAnsi="Microsoft YaHei"/>
+                <w:b w:val="false"/>
+                <w:bCs w:val="false"/>
+                <w:sz w:val="18"/>
+                <w:szCs w:val="18"/>
+              </w:rPr>
+              <w:t xml:space="preserve">2026-09-16</w:t>
+            </w:r>
+          </w:p>
+        </w:tc>
+        <w:tc>
+          <w:tcPr>
+            <w:tcW w:type="dxa" w:w="4151"/>
+          </w:tcPr>
+          <w:p>
+            <w:pPr>
+              <w:spacing w:after="60" w:before="60"/>
+            </w:pPr>
+            <w:r>
+              <w:rPr>
+                <w:rFonts w:ascii="Microsoft YaHei" w:cs="Microsoft YaHei" w:eastAsia="Microsoft YaHei" w:hAnsi="Microsoft YaHei"/>
+                <w:b w:val="false"/>
+                <w:bCs w:val="false"/>
+                <w:sz w:val="18"/>
+                <w:szCs w:val="18"/>
+              </w:rPr>
+              <w:t xml:space="preserve">The Rim Night Latch: What 564 and 1073 Actually Measure</w:t>
+            </w:r>
+          </w:p>
+        </w:tc>
+        <w:tc>
+          <w:tcPr>
+            <w:tcW w:type="dxa" w:w="663"/>
+          </w:tcPr>
+          <w:p>
+            <w:pPr>
+              <w:spacing w:after="60" w:before="60"/>
+            </w:pPr>
+            <w:r>
+              <w:rPr>
+                <w:rFonts w:ascii="Microsoft YaHei" w:cs="Microsoft YaHei" w:eastAsia="Microsoft YaHei" w:hAnsi="Microsoft YaHei"/>
+                <w:b w:val="false"/>
+                <w:bCs w:val="false"/>
+                <w:sz w:val="18"/>
+                <w:szCs w:val="18"/>
+              </w:rPr>
+              <w:t xml:space="preserve">8</w:t>
+            </w:r>
+          </w:p>
+        </w:tc>
+        <w:tc>
+          <w:tcPr>
+            <w:tcW w:type="dxa" w:w="3549"/>
+          </w:tcPr>
+          <w:p>
+            <w:pPr>
+              <w:spacing w:after="60" w:before="60"/>
+            </w:pPr>
+            <w:r>
+              <w:rPr>
+                <w:rFonts w:ascii="Microsoft YaHei" w:cs="Microsoft YaHei" w:eastAsia="Microsoft YaHei" w:hAnsi="Microsoft YaHei"/>
+                <w:b w:val="false"/>
+                <w:bCs w:val="false"/>
+                <w:sz w:val="18"/>
+                <w:szCs w:val="18"/>
+              </w:rPr>
+              <w:t xml:space="preserve">564 · 564 MB · 1073D · 1073S</w:t>
+            </w:r>
+          </w:p>
+        </w:tc>
+      </w:tr>
+      <w:tr>
+        <w:trPr>
+          <w:tblHeader w:val="false"/>
+        </w:trPr>
+        <w:tc>
+          <w:tcPr>
+            <w:tcW w:type="dxa" w:w="663"/>
+          </w:tcPr>
+          <w:p>
+            <w:pPr>
+              <w:spacing w:after="60" w:before="60"/>
+            </w:pPr>
+            <w:r>
+              <w:rPr>
+                <w:rFonts w:ascii="Microsoft YaHei" w:cs="Microsoft YaHei" w:eastAsia="Microsoft YaHei" w:hAnsi="Microsoft YaHei"/>
+                <w:b w:val="false"/>
+                <w:bCs w:val="false"/>
+                <w:sz w:val="18"/>
+                <w:szCs w:val="18"/>
+              </w:rPr>
+              <w:t xml:space="preserve">2026-09-16</w:t>
+            </w:r>
+          </w:p>
+        </w:tc>
+        <w:tc>
+          <w:tcPr>
+            <w:tcW w:type="dxa" w:w="4151"/>
+          </w:tcPr>
+          <w:p>
+            <w:pPr>
+              <w:spacing w:after="60" w:before="60"/>
+            </w:pPr>
+            <w:r>
+              <w:rPr>
+                <w:rFonts w:ascii="Microsoft YaHei" w:cs="Microsoft YaHei" w:eastAsia="Microsoft YaHei" w:hAnsi="Microsoft YaHei"/>
+                <w:b w:val="false"/>
+                <w:bCs w:val="false"/>
+                <w:sz w:val="18"/>
+                <w:szCs w:val="18"/>
+              </w:rPr>
+              <w:t xml:space="preserve">Lever Length, Rose Diameter, Projection: The Stainless 9000 Levers</w:t>
+            </w:r>
+          </w:p>
+        </w:tc>
+        <w:tc>
+          <w:tcPr>
+            <w:tcW w:type="dxa" w:w="663"/>
+          </w:tcPr>
+          <w:p>
+            <w:pPr>
+              <w:spacing w:after="60" w:before="60"/>
+            </w:pPr>
+            <w:r>
+              <w:rPr>
+                <w:rFonts w:ascii="Microsoft YaHei" w:cs="Microsoft YaHei" w:eastAsia="Microsoft YaHei" w:hAnsi="Microsoft YaHei"/>
+                <w:b w:val="false"/>
+                <w:bCs w:val="false"/>
+                <w:sz w:val="18"/>
+                <w:szCs w:val="18"/>
+              </w:rPr>
+              <w:t xml:space="preserve">8</w:t>
+            </w:r>
+          </w:p>
+        </w:tc>
+        <w:tc>
+          <w:tcPr>
+            <w:tcW w:type="dxa" w:w="3549"/>
+          </w:tcPr>
+          <w:p>
+            <w:pPr>
+              <w:spacing w:after="60" w:before="60"/>
+            </w:pPr>
+            <w:r>
+              <w:rPr>
+                <w:rFonts w:ascii="Microsoft YaHei" w:cs="Microsoft YaHei" w:eastAsia="Microsoft YaHei" w:hAnsi="Microsoft YaHei"/>
+                <w:b w:val="false"/>
+                <w:bCs w:val="false"/>
+                <w:sz w:val="18"/>
+                <w:szCs w:val="18"/>
+              </w:rPr>
+              <w:t xml:space="preserve">9014 · 9007S · 9008S · 9008E</w:t>
+            </w:r>
+          </w:p>
+        </w:tc>
+      </w:tr>
+      <w:tr>
+        <w:trPr>
+          <w:tblHeader w:val="false"/>
+        </w:trPr>
+        <w:tc>
+          <w:tcPr>
+            <w:tcW w:type="dxa" w:w="663"/>
+          </w:tcPr>
+          <w:p>
+            <w:pPr>
+              <w:spacing w:after="60" w:before="60"/>
+            </w:pPr>
+            <w:r>
+              <w:rPr>
+                <w:rFonts w:ascii="Microsoft YaHei" w:cs="Microsoft YaHei" w:eastAsia="Microsoft YaHei" w:hAnsi="Microsoft YaHei"/>
+                <w:b w:val="false"/>
+                <w:bCs w:val="false"/>
+                <w:sz w:val="18"/>
+                <w:szCs w:val="18"/>
+              </w:rPr>
+              <w:t xml:space="preserve">2026-09-16</w:t>
+            </w:r>
+          </w:p>
+        </w:tc>
+        <w:tc>
+          <w:tcPr>
+            <w:tcW w:type="dxa" w:w="4151"/>
+          </w:tcPr>
+          <w:p>
+            <w:pPr>
+              <w:spacing w:after="60" w:before="60"/>
+            </w:pPr>
+            <w:r>
+              <w:rPr>
+                <w:rFonts w:ascii="Microsoft YaHei" w:cs="Microsoft YaHei" w:eastAsia="Microsoft YaHei" w:hAnsi="Microsoft YaHei"/>
+                <w:b w:val="false"/>
+                <w:bCs w:val="false"/>
+                <w:sz w:val="18"/>
+                <w:szCs w:val="18"/>
+              </w:rPr>
+              <w:t xml:space="preserve">UL 305 Is a Listing, Not a Grade</w:t>
+            </w:r>
+          </w:p>
+        </w:tc>
+        <w:tc>
+          <w:tcPr>
+            <w:tcW w:type="dxa" w:w="663"/>
+          </w:tcPr>
+          <w:p>
+            <w:pPr>
+              <w:spacing w:after="60" w:before="60"/>
+            </w:pPr>
+            <w:r>
+              <w:rPr>
+                <w:rFonts w:ascii="Microsoft YaHei" w:cs="Microsoft YaHei" w:eastAsia="Microsoft YaHei" w:hAnsi="Microsoft YaHei"/>
+                <w:b w:val="false"/>
+                <w:bCs w:val="false"/>
+                <w:sz w:val="18"/>
+                <w:szCs w:val="18"/>
+              </w:rPr>
+              <w:t xml:space="preserve">8</w:t>
+            </w:r>
+          </w:p>
+        </w:tc>
+        <w:tc>
+          <w:tcPr>
+            <w:tcW w:type="dxa" w:w="3549"/>
+          </w:tcPr>
+          <w:p>
+            <w:pPr>
+              <w:spacing w:after="60" w:before="60"/>
+            </w:pPr>
+            <w:r>
+              <w:rPr>
+                <w:rFonts w:ascii="Microsoft YaHei" w:cs="Microsoft YaHei" w:eastAsia="Microsoft YaHei" w:hAnsi="Microsoft YaHei"/>
+                <w:b w:val="false"/>
+                <w:bCs w:val="false"/>
+                <w:sz w:val="18"/>
+                <w:szCs w:val="18"/>
+              </w:rPr>
+              <w:t xml:space="preserve">305 · 307 · 311</w:t>
+            </w:r>
+          </w:p>
+        </w:tc>
+      </w:tr>
+    </w:tbl>
+    <w:p>
+      <w:pPr>
+        <w:spacing w:after="160"/>
+      </w:pPr>
+    </w:p>
+    <w:p>
+      <w:pPr>
+        <w:spacing w:after="120"/>
+      </w:pPr>
+      <w:r>
+        <w:rPr>
+          <w:rFonts w:ascii="Microsoft YaHei" w:cs="Microsoft YaHei" w:eastAsia="Microsoft YaHei" w:hAnsi="Microsoft YaHei"/>
+          <w:sz w:val="20"/>
+          <w:szCs w:val="20"/>
+        </w:rPr>
+        <w:t xml:space="preserve">长尾词未覆盖数从 </w:t>
+      </w:r>
+      <w:r>
+        <w:rPr>
+          <w:rFonts w:ascii="Microsoft YaHei" w:cs="Microsoft YaHei" w:eastAsia="Microsoft YaHei" w:hAnsi="Microsoft YaHei"/>
+          <w:b/>
+          <w:bCs/>
+          <w:sz w:val="20"/>
+          <w:szCs w:val="20"/>
+        </w:rPr>
+        <w:t xml:space="preserve">9 降到 4</w:t>
+      </w:r>
+      <w:r>
+        <w:rPr>
+          <w:rFonts w:ascii="Microsoft YaHei" w:cs="Microsoft YaHei" w:eastAsia="Microsoft YaHei" w:hAnsi="Microsoft YaHei"/>
+          <w:sz w:val="20"/>
+          <w:szCs w:val="20"/>
+        </w:rPr>
+        <w:t xml:space="preserve">。这个数字是上面第二节现算出来的，不是手写的 —— 它每次重跑都会自己更新。</w:t>
+      </w:r>
+    </w:p>
+    <w:p>
+      <w:pPr>
+        <w:spacing w:after="120"/>
+      </w:pPr>
+      <w:r>
+        <w:rPr>
+          <w:rFonts w:ascii="Microsoft YaHei" w:cs="Microsoft YaHei" w:eastAsia="Microsoft YaHei" w:hAnsi="Microsoft YaHei"/>
+          <w:sz w:val="20"/>
+          <w:szCs w:val="20"/>
+        </w:rPr>
+        <w:t xml:space="preserve">⚠ 剩下的 4 个之所以还在，理由在第二节的「落选」里：钢琴铰链等工厂确认记录，钥匙分级表已经有文章。</w:t>
+      </w:r>
+      <w:r>
+        <w:rPr>
+          <w:rFonts w:ascii="Microsoft YaHei" w:cs="Microsoft YaHei" w:eastAsia="Microsoft YaHei" w:hAnsi="Microsoft YaHei"/>
+          <w:b/>
+          <w:bCs/>
+          <w:sz w:val="20"/>
+          <w:szCs w:val="20"/>
+        </w:rPr>
+        <w:t xml:space="preserve">不是漏了。</w:t>
       </w:r>
     </w:p>
     <w:p>

--- a/docs/collaboration/2026-09-16-文章计划与目标.docx
+++ b/docs/collaboration/2026-09-16-文章计划与目标.docx
@@ -1795,7 +1795,7 @@
           <w:sz w:val="20"/>
           <w:szCs w:val="20"/>
         </w:rPr>
-        <w:t xml:space="preserve">4 个在 34 篇文章里一次都没被写过</w:t>
+        <w:t xml:space="preserve">4 个在 35 篇文章里一次都没被写过</w:t>
       </w:r>
       <w:r>
         <w:rPr>
@@ -3034,7 +3034,25 @@
           <w:sz w:val="20"/>
           <w:szCs w:val="20"/>
         </w:rPr>
-        <w:t xml:space="preserve"> 拿一条自己打架的记录去写技术文，正是这个站最不该做的事。</w:t>
+        <w:t xml:space="preserve"> 拿一条自己打架的记录去写技术文，正是这个站最不该做的事。→ ✅ </w:t>
+      </w:r>
+      <w:r>
+        <w:rPr>
+          <w:rFonts w:ascii="Microsoft YaHei" w:cs="Microsoft YaHei" w:eastAsia="Microsoft YaHei" w:hAnsi="Microsoft YaHei"/>
+          <w:b/>
+          <w:bCs/>
+          <w:sz w:val="20"/>
+          <w:szCs w:val="20"/>
+        </w:rPr>
+        <w:t xml:space="preserve">2026-09-16 甲方答了：做的是铁的。</w:t>
+      </w:r>
+      <w:r>
+        <w:rPr>
+          <w:rFonts w:ascii="Microsoft YaHei" w:cs="Microsoft YaHei" w:eastAsia="Microsoft YaHei" w:hAnsi="Microsoft YaHei"/>
+          <w:sz w:val="20"/>
+          <w:szCs w:val="20"/>
+        </w:rPr>
+        <w:t xml:space="preserve"> 记录已改（材质 Iron，宽度 1"/1-1/4"/2"/3"，表面哑黑或亮金），并写成第十一篇 —— 「brass」是表面不是金属，和表面代号那篇同一个坑。</w:t>
       </w:r>
     </w:p>
     <w:p>
@@ -7657,7 +7675,7 @@
           <w:b/>
           <w:bCs/>
         </w:rPr>
-        <w:t xml:space="preserve">四之二、已经写完的 10 篇</w:t>
+        <w:t xml:space="preserve">四之二、已经写完的 11 篇</w:t>
       </w:r>
     </w:p>
     <w:tbl>
@@ -7763,6 +7781,91 @@
                 <w:szCs w:val="18"/>
               </w:rPr>
               <w:t xml:space="preserve">点名型号</w:t>
+            </w:r>
+          </w:p>
+        </w:tc>
+      </w:tr>
+      <w:tr>
+        <w:trPr>
+          <w:tblHeader w:val="false"/>
+        </w:trPr>
+        <w:tc>
+          <w:tcPr>
+            <w:tcW w:type="dxa" w:w="663"/>
+          </w:tcPr>
+          <w:p>
+            <w:pPr>
+              <w:spacing w:after="60" w:before="60"/>
+            </w:pPr>
+            <w:r>
+              <w:rPr>
+                <w:rFonts w:ascii="Microsoft YaHei" w:cs="Microsoft YaHei" w:eastAsia="Microsoft YaHei" w:hAnsi="Microsoft YaHei"/>
+                <w:b w:val="false"/>
+                <w:bCs w:val="false"/>
+                <w:sz w:val="18"/>
+                <w:szCs w:val="18"/>
+              </w:rPr>
+              <w:t xml:space="preserve">2026-09-16</w:t>
+            </w:r>
+          </w:p>
+        </w:tc>
+        <w:tc>
+          <w:tcPr>
+            <w:tcW w:type="dxa" w:w="4151"/>
+          </w:tcPr>
+          <w:p>
+            <w:pPr>
+              <w:spacing w:after="60" w:before="60"/>
+            </w:pPr>
+            <w:r>
+              <w:rPr>
+                <w:rFonts w:ascii="Microsoft YaHei" w:cs="Microsoft YaHei" w:eastAsia="Microsoft YaHei" w:hAnsi="Microsoft YaHei"/>
+                <w:b w:val="false"/>
+                <w:bCs w:val="false"/>
+                <w:sz w:val="18"/>
+                <w:szCs w:val="18"/>
+              </w:rPr>
+              <w:t xml:space="preserve">A Brass Piano Hinge Is Usually Not Brass</w:t>
+            </w:r>
+          </w:p>
+        </w:tc>
+        <w:tc>
+          <w:tcPr>
+            <w:tcW w:type="dxa" w:w="663"/>
+          </w:tcPr>
+          <w:p>
+            <w:pPr>
+              <w:spacing w:after="60" w:before="60"/>
+            </w:pPr>
+            <w:r>
+              <w:rPr>
+                <w:rFonts w:ascii="Microsoft YaHei" w:cs="Microsoft YaHei" w:eastAsia="Microsoft YaHei" w:hAnsi="Microsoft YaHei"/>
+                <w:b w:val="false"/>
+                <w:bCs w:val="false"/>
+                <w:sz w:val="18"/>
+                <w:szCs w:val="18"/>
+              </w:rPr>
+              <w:t xml:space="preserve">8</w:t>
+            </w:r>
+          </w:p>
+        </w:tc>
+        <w:tc>
+          <w:tcPr>
+            <w:tcW w:type="dxa" w:w="3549"/>
+          </w:tcPr>
+          <w:p>
+            <w:pPr>
+              <w:spacing w:after="60" w:before="60"/>
+            </w:pPr>
+            <w:r>
+              <w:rPr>
+                <w:rFonts w:ascii="Microsoft YaHei" w:cs="Microsoft YaHei" w:eastAsia="Microsoft YaHei" w:hAnsi="Microsoft YaHei"/>
+                <w:b w:val="false"/>
+                <w:bCs w:val="false"/>
+                <w:sz w:val="18"/>
+                <w:szCs w:val="18"/>
+              </w:rPr>
+              <w:t xml:space="preserve">Brass Piano Hinge · BL027 · IH01</w:t>
             </w:r>
           </w:p>
         </w:tc>
